--- a/artifacts/HR-02/build/resume-ca-103.docx
+++ b/artifacts/HR-02/build/resume-ca-103.docx
@@ -73,7 +73,7 @@
         <w:pStyle w:val="FirstParagraph"/>
       </w:pPr>
       <w:r>
-        <w:t xml:space="preserve">Platform engineer who has spent most of a decade on the data paths other teams depend on. My work is usually a migration somebody has been avoiding. I try to be explicit about the constraint a design is paying for, because that is the part people argue about later, and I would rather have the argument in the document.</w:t>
+        <w:t xml:space="preserve">Platform engineer, close to nine years on the data paths other teams depend on. My work is usually a migration somebody has been avoiding. I try to be explicit about the constraint a design is paying for, because that is the part people argue about later, and I would rather have the argument in the document.</w:t>
       </w:r>
     </w:p>
     <w:bookmarkEnd w:id="9"/>

--- a/artifacts/HR-02/build/resume-ca-103.docx
+++ b/artifacts/HR-02/build/resume-ca-103.docx
@@ -32,7 +32,7 @@
         </w:numPr>
       </w:pPr>
       <w:r>
-        <w:t xml:space="preserve">Requisition ID: RQN-2026-0105</w:t>
+        <w:t xml:space="preserve">Requisition ID: RQN-2026-0106</w:t>
       </w:r>
     </w:p>
     <w:p>
@@ -44,7 +44,7 @@
         </w:numPr>
       </w:pPr>
       <w:r>
-        <w:t xml:space="preserve">Application date: 2026-02-25</w:t>
+        <w:t xml:space="preserve">Application date: 2026-03-06</w:t>
       </w:r>
     </w:p>
     <w:p>
@@ -73,7 +73,7 @@
         <w:pStyle w:val="FirstParagraph"/>
       </w:pPr>
       <w:r>
-        <w:t xml:space="preserve">Platform engineer, close to nine years on the data paths other teams depend on. My work is usually a migration somebody has been avoiding. I try to be explicit about the constraint a design is paying for, because that is the part people argue about later, and I would rather have the argument in the document.</w:t>
+        <w:t xml:space="preserve">Program manager, close to nine years on programs other teams depend on. My work is usually the reconciliation somebody has been avoiding. I try to be explicit about the constraint a plan is paying for, because that is the part people argue about later, and I would rather have the argument in the document than in the room.</w:t>
       </w:r>
     </w:p>
     <w:bookmarkEnd w:id="9"/>
@@ -86,13 +86,13 @@
         <w:t xml:space="preserve">Experience</w:t>
       </w:r>
     </w:p>
-    <w:bookmarkStart w:id="10" w:name="X3589eb9bfb7da007e2648036ee98207ce2bcbdf"/>
+    <w:bookmarkStart w:id="10" w:name="Xcb58e5d2c2081ac3630443cba2b2aa18b76ebda"/>
     <w:p>
       <w:pPr>
         <w:pStyle w:val="Heading3"/>
       </w:pPr>
       <w:r>
-        <w:t xml:space="preserve">Staff Engineer, a large business software company, 4 years 3 months</w:t>
+        <w:t xml:space="preserve">Program Manager, a large business services company, 4 years 3 months</w:t>
       </w:r>
     </w:p>
     <w:p>
@@ -104,7 +104,7 @@
         </w:numPr>
       </w:pPr>
       <w:r>
-        <w:t xml:space="preserve">Own the event path a dozen producers write into and five consumers read from, including the on call rotation and the change process around it.</w:t>
+        <w:t xml:space="preserve">Hold the plan for a program a dozen contributors write into and five teams read from, including the decision record and the change route around it.</w:t>
       </w:r>
     </w:p>
     <w:p>
@@ -116,7 +116,7 @@
         </w:numPr>
       </w:pPr>
       <w:r>
-        <w:t xml:space="preserve">Ran a schema migration on a live read path by dual writing first, comparing by category rather than by record, and switching consumers smallest first with a way back at each step.</w:t>
+        <w:t xml:space="preserve">Ran a migration of a live record set by keeping both in step first, comparing by category rather than by item, and moving groups smallest first with a way back at each step.</w:t>
       </w:r>
     </w:p>
     <w:p>
@@ -128,7 +128,7 @@
         </w:numPr>
       </w:pPr>
       <w:r>
-        <w:t xml:space="preserve">Wrote the design note that settled a long argument about which of two routes was authoritative, and closed it in the document rather than in a meeting.</w:t>
+        <w:t xml:space="preserve">Wrote the note that settled a long argument about which of two procedures was authoritative, and closed it in the document rather than in a meeting.</w:t>
       </w:r>
     </w:p>
     <w:p>
@@ -140,17 +140,29 @@
         </w:numPr>
       </w:pPr>
       <w:r>
-        <w:t xml:space="preserve">Chair the design review the group runs, and coach the people writing their first note for it.</w:t>
+        <w:t xml:space="preserve">Kept the stakeholder alignment work visible as a standing list with an owner and a next date against every line, and chaired the review it was read in.</w:t>
+      </w:r>
+    </w:p>
+    <w:p>
+      <w:pPr>
+        <w:pStyle w:val="Compact"/>
+        <w:numPr>
+          <w:ilvl w:val="0"/>
+          <w:numId w:val="1002"/>
+        </w:numPr>
+      </w:pPr>
+      <w:r>
+        <w:t xml:space="preserve">Said which of the two remaining regions would not be started that year, in the plan rather than in the meeting afterwards.</w:t>
       </w:r>
     </w:p>
     <w:bookmarkEnd w:id="10"/>
-    <w:bookmarkStart w:id="11" w:name="X80a68e0e5b4e8183e283942611ee66d88bdf07f"/>
+    <w:bookmarkStart w:id="11" w:name="X7fd9bb2b3c81088c5bf7f58370d8dfaf309d737"/>
     <w:p>
       <w:pPr>
         <w:pStyle w:val="Heading3"/>
       </w:pPr>
       <w:r>
-        <w:t xml:space="preserve">Senior Software Engineer, a mid sized analytics company, 2 years 9 months</w:t>
+        <w:t xml:space="preserve">Operations Analyst, a mid sized analytics services company, 2 years 9 months</w:t>
       </w:r>
     </w:p>
     <w:p>
@@ -162,7 +174,7 @@
         </w:numPr>
       </w:pPr>
       <w:r>
-        <w:t xml:space="preserve">Built the enrichment stage of an ingest path and the census job that told us what was actually in the traffic.</w:t>
+        <w:t xml:space="preserve">Built the reporting that told a program what was actually arriving rather than what had been forecast.</w:t>
       </w:r>
     </w:p>
     <w:p>
@@ -174,17 +186,17 @@
         </w:numPr>
       </w:pPr>
       <w:r>
-        <w:t xml:space="preserve">Handed the stage over with runbooks and a reconciliation the receiving team could run without me.</w:t>
+        <w:t xml:space="preserve">Handed the whole of it over with a runbook and a reconciliation the receiving team could run without me.</w:t>
       </w:r>
     </w:p>
     <w:bookmarkEnd w:id="11"/>
-    <w:bookmarkStart w:id="12" w:name="X2f6609d9d8084a5c1dbdd9107dd50a116dab67f"/>
+    <w:bookmarkStart w:id="12" w:name="X570a01d37e7e35c891d3afb71609a2a0c96ba64"/>
     <w:p>
       <w:pPr>
         <w:pStyle w:val="Heading3"/>
       </w:pPr>
       <w:r>
-        <w:t xml:space="preserve">Software Engineer, a small business software company, 1 year 11 months</w:t>
+        <w:t xml:space="preserve">Onboarding Specialist, a small business services company, 1 year 11 months</w:t>
       </w:r>
     </w:p>
     <w:p>
@@ -196,7 +208,7 @@
         </w:numPr>
       </w:pPr>
       <w:r>
-        <w:t xml:space="preserve">Worked on reporting services and the batch jobs behind them.</w:t>
+        <w:t xml:space="preserve">Took new customers through their first quarter and wrote up what had gone wrong each time.</w:t>
       </w:r>
     </w:p>
     <w:bookmarkEnd w:id="12"/>
@@ -210,13 +222,13 @@
         <w:t xml:space="preserve">Education</w:t>
       </w:r>
     </w:p>
-    <w:bookmarkStart w:id="14" w:name="X4dc88b04fb9677cdae8600960c36cce89d9fb93"/>
+    <w:bookmarkStart w:id="14" w:name="X2c39fc8ef4f9d022825a35b7bb6c3c4e95f7e7b"/>
     <w:p>
       <w:pPr>
         <w:pStyle w:val="Heading3"/>
       </w:pPr>
       <w:r>
-        <w:t xml:space="preserve">Master’s degree in computer science, a large research university</w:t>
+        <w:t xml:space="preserve">Master’s degree in public policy, a large research university</w:t>
       </w:r>
     </w:p>
     <w:p>
@@ -228,17 +240,17 @@
         </w:numPr>
       </w:pPr>
       <w:r>
-        <w:t xml:space="preserve">Thesis on consistency under partial failure.</w:t>
+        <w:t xml:space="preserve">Thesis on how a shared standard survives contact with the places that have to apply it.</w:t>
       </w:r>
     </w:p>
     <w:bookmarkEnd w:id="14"/>
-    <w:bookmarkStart w:id="15" w:name="X6147d7f38ee70c53d9af04f1d17212391fe84fc"/>
+    <w:bookmarkStart w:id="15" w:name="X489320fd78acb716ae27d6483d66a345f60dabb"/>
     <w:p>
       <w:pPr>
         <w:pStyle w:val="Heading3"/>
       </w:pPr>
       <w:r>
-        <w:t xml:space="preserve">Bachelor’s degree in physics, a large public university</w:t>
+        <w:t xml:space="preserve">Bachelor’s degree in history, a large public university</w:t>
       </w:r>
     </w:p>
     <w:bookmarkEnd w:id="15"/>
@@ -261,7 +273,7 @@
         </w:numPr>
       </w:pPr>
       <w:r>
-        <w:t xml:space="preserve">Container orchestration administrator, current.</w:t>
+        <w:t xml:space="preserve">Program and portfolio practitioner, current.</w:t>
       </w:r>
     </w:p>
     <w:bookmarkEnd w:id="17"/>

--- a/artifacts/HR-02/build/resume-ca-103.docx
+++ b/artifacts/HR-02/build/resume-ca-103.docx
@@ -128,7 +128,7 @@
         </w:numPr>
       </w:pPr>
       <w:r>
-        <w:t xml:space="preserve">Wrote the note that settled a long argument about which of two procedures was authoritative, and closed it in the document rather than in a meeting.</w:t>
+        <w:t xml:space="preserve">Told the sponsor, ahead of the year, that two of the remaining regions would not be started.</w:t>
       </w:r>
     </w:p>
     <w:p>
@@ -152,7 +152,7 @@
         </w:numPr>
       </w:pPr>
       <w:r>
-        <w:t xml:space="preserve">Said which of the two remaining regions would not be started that year, in the plan rather than in the meeting afterwards.</w:t>
+        <w:t xml:space="preserve">Wrote the note that settled a long argument about which of two procedures was authoritative, and closed it in the document rather than in a meeting.</w:t>
       </w:r>
     </w:p>
     <w:bookmarkEnd w:id="10"/>
